--- a/assets/docs/doi-phu-nha-nam.docx
+++ b/assets/docs/doi-phu-nha-nam.docx
@@ -9,19 +9,21 @@
       <w:r>
         <w:rPr>
           <w:b/>
-          <w:color w:val="8B1E1E"/>
           <w:sz w:val="22"/>
         </w:rPr>
         <w:t>TRƯỜNG THPT NHÃ NAM • XÃ NHÃ NAM, TỈNH BẮC NINH</w:t>
-        <w:br/>
       </w:r>
+    </w:p>
+    <w:p>
+      <w:pPr>
+        <w:jc w:val="center"/>
+      </w:pPr>
       <w:r>
         <w:rPr>
-          <w:color w:val="786C5E"/>
-          <w:sz w:val="20"/>
+          <w:b w:val="0"/>
+          <w:sz w:val="22"/>
         </w:rPr>
-        <w:t>CỔNG THÔNG TIN SỐ HÓA DI SẢN VĂN HÓA VÀ LỊCH SỬ ĐỊA PHƯƠNG</w:t>
-        <w:br/>
+        <w:t>Tư liệu giới thiệu di sản văn hóa và lịch sử địa phương</w:t>
       </w:r>
     </w:p>
     <w:p>
@@ -31,7 +33,6 @@
       <w:r>
         <w:rPr>
           <w:b/>
-          <w:color w:val="8B1E1E"/>
           <w:sz w:val="32"/>
         </w:rPr>
         <w:t>ĐỒI PHỦ (ĐỊA ĐIỂM: AO ÔNG CHẤN KÝ)</w:t>
@@ -44,107 +45,170 @@
       <w:r>
         <w:rPr>
           <w:b/>
-          <w:color w:val="C59B27"/>
-          <w:sz w:val="22"/>
         </w:rPr>
-        <w:t>XẾP HẠNG: DI TÍCH QUỐC GIA ĐẶC BIỆT</w:t>
+        <w:t>Xếp hạng: Di tích quốc gia đặc biệt</w:t>
+      </w:r>
+    </w:p>
+    <w:p>
+      <w:r>
+        <w:rPr>
+          <w:b/>
+        </w:rPr>
+        <w:t>I. THÔNG TIN PHÁP LÝ VÀ ĐỊA ĐIỂM</w:t>
       </w:r>
     </w:p>
     <w:p>
       <w:pPr>
-        <w:pStyle w:val="Heading1"/>
+        <w:pStyle w:val="ListBullet"/>
       </w:pPr>
       <w:r>
-        <w:t>I. THÔNG TIN PHÁP LÝ &amp; ĐỊA ĐIỂM</w:t>
+        <w:t>Địa chỉ hiện nay: Đồi Phủ, xã Nhã Nam, tỉnh Bắc Ninh</w:t>
+      </w:r>
+    </w:p>
+    <w:p>
+      <w:pPr>
+        <w:pStyle w:val="ListBullet"/>
+      </w:pPr>
+      <w:r>
+        <w:t>Địa chỉ trước ngày 01/7/2025: Thị trấn Nhã Nam, huyện Tân Yên, tỉnh Bắc Giang</w:t>
+      </w:r>
+    </w:p>
+    <w:p>
+      <w:pPr>
+        <w:pStyle w:val="ListBullet"/>
+      </w:pPr>
+      <w:r>
+        <w:t>Quyết định xếp hạng: QĐ số 548/QĐ-TTg, ngày 10/05/2012 của Thủ tướng Chính phủ</w:t>
+      </w:r>
+    </w:p>
+    <w:p>
+      <w:pPr>
+        <w:pStyle w:val="ListBullet"/>
+      </w:pPr>
+      <w:r>
+        <w:t>Loại hình di tích: Di tích lịch sử</w:t>
       </w:r>
     </w:p>
     <w:p>
       <w:r>
-        <w:t>• Địa chỉ hiện nay: Đồi Phủ, xã Nhã Nam, tỉnh Bắc Ninh</w:t>
-        <w:br/>
+        <w:rPr>
+          <w:b/>
+        </w:rPr>
+        <w:t>II. TỔNG QUAN</w:t>
       </w:r>
+    </w:p>
+    <w:p>
       <w:r>
-        <w:t>• Địa chỉ trước ngày 01/7/2025: Thị trấn Nhã Nam, huyện Tân Yên, tỉnh Bắc Giang</w:t>
-        <w:br/>
+        <w:rPr>
+          <w:b w:val="0"/>
+        </w:rPr>
+        <w:t>Địa điểm lịch sử ghi dấu căn cứ đầu não của thực dân Pháp và các cuộc đụng độ quyết liệt của nghĩa quân Yên Thế, di tích quốc gia đặc biệt.</w:t>
       </w:r>
+    </w:p>
+    <w:p>
       <w:r>
-        <w:t>• Quyết định xếp hạng: QĐ số 548/QĐ-TTg, ngày 10/05/2012 của Thủ tướng Chính phủ</w:t>
-        <w:br/>
+        <w:rPr>
+          <w:b/>
+        </w:rPr>
+        <w:t>III. NỘI DUNG GIỚI THIỆU</w:t>
       </w:r>
+    </w:p>
+    <w:p>
       <w:r>
-        <w:t>• Loại hình di tích: Di tích lịch sử</w:t>
-        <w:br/>
+        <w:rPr>
+          <w:b w:val="0"/>
+        </w:rPr>
+        <w:t>Đồi Phủ (địa điểm: Ao ông Chấn Ký) tọa lạc trên quả đồi cao khống chế ngã tư Nhã Nam, xã Nhã Nam, tỉnh Bắc Ninh (trước ngày 01/7/2025 thuộc thị trấn Nhã Nam, huyện Tân Yên, tỉnh Bắc Giang). Nơi đây từng bị thực dân Pháp chiếm đóng từ năm 1885 để lập đồn bốt khét tiếng và đặt Tòa đại lý Phủ Yên Thế nhằm trấn áp phong trào nông dân.</w:t>
       </w:r>
+    </w:p>
+    <w:p>
       <w:r>
-        <w:t>• Đối tượng thờ phụng: Địa điểm lịch sử Khởi nghĩa Yên Thế (Ao ông Chấn Ký)</w:t>
-        <w:br/>
+        <w:rPr>
+          <w:b/>
+        </w:rPr>
+        <w:t>IV. Ý NGHĨA LỊCH SỬ VÀ SỰ KIỆN NỔI BẬT</w:t>
       </w:r>
     </w:p>
     <w:p>
       <w:pPr>
-        <w:pStyle w:val="Heading1"/>
+        <w:pStyle w:val="ListBullet"/>
       </w:pPr>
       <w:r>
-        <w:t>II. TỔNG QUAN GIÁ TRỊ LỊCH SỬ</w:t>
+        <w:rPr>
+          <w:b/>
+        </w:rPr>
+        <w:t xml:space="preserve">Đại bản doanh đàn áp của thực dân Pháp (1885): </w:t>
+      </w:r>
+      <w:r>
+        <w:t>Để đối phó với nghĩa quân của Đề Nắm và Đề Thám, thực dân Pháp đã thiết lập đồn bốt kiên cố trên đồi Phủ. Từ đây, các tướng chỉ huy Pháp đã xuất quân tấn công nhiều đồn lũy nghĩa quân nhưng liên tục chịu tổn thất nặng nề.</w:t>
+      </w:r>
+    </w:p>
+    <w:p>
+      <w:pPr>
+        <w:pStyle w:val="ListBullet"/>
+      </w:pPr>
+      <w:r>
+        <w:rPr>
+          <w:b/>
+        </w:rPr>
+        <w:t xml:space="preserve">Địa điểm Ao ông Chấn Ký: </w:t>
+      </w:r>
+      <w:r>
+        <w:t>Địa điểm gắn liền với các trận phục kích, giao tranh dũng cảm của các nghĩa sĩ Yên Thế và phong trào cách mạng địa phương.</w:t>
+      </w:r>
+    </w:p>
+    <w:p>
+      <w:pPr>
+        <w:pStyle w:val="ListBullet"/>
+      </w:pPr>
+      <w:r>
+        <w:rPr>
+          <w:b/>
+        </w:rPr>
+        <w:t xml:space="preserve">Xếp hạng quốc gia đặc biệt: </w:t>
+      </w:r>
+      <w:r>
+        <w:t>Xếp hạng theo Quyết định số 548/QĐ-TTg ngày 10/05/2012 của Thủ tướng Chính phủ.</w:t>
       </w:r>
     </w:p>
     <w:p>
       <w:r>
-        <w:t>Địa điểm lịch sử ghi dấu căn cứ đầu não của thực dân Pháp và các cuộc đụng độ quyết liệt của nghĩa quân Yên Thế, di tích quốc gia đặc biệt.</w:t>
+        <w:rPr>
+          <w:b/>
+        </w:rPr>
+        <w:t>V. KIẾN TRÚC VÀ CÔNG TÁC BẢO TỒN</w:t>
       </w:r>
     </w:p>
     <w:p>
       <w:pPr>
-        <w:pStyle w:val="Heading1"/>
+        <w:pStyle w:val="ListBullet"/>
       </w:pPr>
       <w:r>
-        <w:t>III. BÀI THUYẾT MINH CHI TIẾT</w:t>
+        <w:t>Khu vực còn dấu tích nền móng đồn lũy, bờ thành đất đá cuội ong cổ.</w:t>
+      </w:r>
+    </w:p>
+    <w:p>
+      <w:pPr>
+        <w:pStyle w:val="ListBullet"/>
+      </w:pPr>
+      <w:r>
+        <w:t>Hiện nay được quy hoạch tôn tạo thành công viên lịch sử rợp bóng cây xanh, phục vụ giáo dục truyền thống và sinh hoạt văn hóa của nhân dân địa phương.</w:t>
       </w:r>
     </w:p>
     <w:p>
       <w:r>
-        <w:t>Đồi Phủ (địa điểm: Ao ông Chấn Ký) tọa lạc trên quả đồi cao khống chế ngã tư Nhã Nam, xã Nhã Nam, tỉnh Bắc Ninh (trước ngày 01/7/2025 thuộc thị trấn Nhã Nam, huyện Tân Yên, tỉnh Bắc Giang). Nơi đây từng bị thực dân Pháp chiếm đóng từ năm 1885 để lập đồn bốt khét tiếng và đặt Tòa đại lý Phủ Yên Thế nhằm trấn áp phong trào nông dân.</w:t>
-      </w:r>
-    </w:p>
-    <w:p>
-      <w:pPr>
-        <w:pStyle w:val="Heading2"/>
-      </w:pPr>
-      <w:r>
-        <w:t>IV. Ý NGHĨA LỊCH SỬ VÀ SỰ KIỆN NỔI BẬT</w:t>
+        <w:rPr>
+          <w:b/>
+        </w:rPr>
+        <w:t>VI. GÓC HỌC TẬP</w:t>
       </w:r>
     </w:p>
     <w:p>
       <w:r>
-        <w:t>• Đại bản doanh đàn áp của thực dân Pháp (1885): Để đối phó với nghĩa quân của Đề Nắm và Đề Thám, thực dân Pháp đã thiết lập đồn bốt kiên cố trên đồi Phủ. Từ đây, các tướng chỉ huy Pháp đã xuất quân tấn công nhiều đồn lũy nghĩa quân nhưng liên tục chịu tổn thất nặng nề.</w:t>
-      </w:r>
-    </w:p>
-    <w:p>
-      <w:r>
-        <w:t>• Địa điểm Ao ông Chấn Ký: Địa điểm gắn liền với các trận phục kích, giao tranh dũng cảm của các nghĩa sĩ Yên Thế và phong trào cách mạng địa phương.</w:t>
-      </w:r>
-    </w:p>
-    <w:p>
-      <w:r>
-        <w:t>• Xếp hạng quốc gia đặc biệt: Xếp hạng theo Quyết định số 548/QĐ-TTg ngày 10/05/2012 của Thủ tướng Chính phủ.</w:t>
-      </w:r>
-    </w:p>
-    <w:p>
-      <w:pPr>
-        <w:pStyle w:val="Heading2"/>
-      </w:pPr>
-      <w:r>
-        <w:t>V. KIẾN TRÚC VÀ CÔNG TÁC BẢO TỒN</w:t>
-      </w:r>
-    </w:p>
-    <w:p>
-      <w:r>
-        <w:t>• Khu vực còn dấu tích nền móng đồn lũy, bờ thành đất đá cuội ong cổ.</w:t>
-      </w:r>
-    </w:p>
-    <w:p>
-      <w:r>
-        <w:t>• Hiện nay được quy hoạch tôn tạo thành công viên lịch sử rợp bóng cây xanh, phục vụ giáo dục truyền thống và sinh hoạt văn hóa của nhân dân địa phương.</w:t>
+        <w:rPr>
+          <w:b w:val="0"/>
+        </w:rPr>
+        <w:t>Di tích là chứng tích lịch sử không thể phai mờ về sự thất bại của chủ nghĩa thực dân trước lòng yêu nước bất diệt của nhân dân ta.</w:t>
       </w:r>
     </w:p>
     <w:p>
@@ -153,15 +217,10 @@
       </w:pPr>
       <w:r>
         <w:rPr>
-          <w:i/>
-          <w:color w:val="808080"/>
-          <w:sz w:val="18"/>
+          <w:b w:val="0"/>
+          <w:sz w:val="20"/>
         </w:rPr>
-        <w:br/>
-        <w:br/>
-        <w:t>Tư liệu số hóa phục vụ công tác giảng dạy, học tập ngoại khóa và nghiên cứu lịch sử địa phương.</w:t>
-        <w:br/>
-        <w:t>Bản quyền số hóa: Trường THPT Nhã Nam, xã Nhã Nam, tỉnh Bắc Ninh.</w:t>
+        <w:t>Tài liệu tổng hợp phục vụ giảng dạy, học tập ngoại khóa và tìm hiểu lịch sử địa phương. Trường THPT Nhã Nam, xã Nhã Nam, tỉnh Bắc Ninh.</w:t>
       </w:r>
     </w:p>
     <w:sectPr>
@@ -537,6 +596,10 @@
     <w:name w:val="Normal"/>
     <w:qFormat/>
     <w:rsid w:val="00FC693F"/>
+    <w:rPr>
+      <w:rFonts w:ascii="Times New Roman" w:hAnsi="Times New Roman"/>
+      <w:sz w:val="26"/>
+    </w:rPr>
   </w:style>
   <w:style w:type="paragraph" w:styleId="Header">
     <w:name w:val="header"/>
